--- a/Decoupe/10_Preparation_materielle.docx
+++ b/Decoupe/10_Preparation_materielle.docx
@@ -844,7 +844,7 @@
                 <w:sz w:val="22"/>
                 <w:szCs w:val="22"/>
               </w:rPr>
-              <w:t>Cuir, fermée. Contenu : 5000 livres en faux billets + plan du Domaine avec dépendance entourée + note « 6 juin, 17h30, dépendance — apporter la totalité. — L. »</w:t>
+              <w:t>Cuir, fermée. Contenu : 5000 livres en liquide + plan du Domaine avec dépendance entourée + note « 6 juin, 17h30, dépendance — apporter la totalité. — L. »</w:t>
             </w:r>
           </w:p>
         </w:tc>
@@ -1409,6 +1409,82 @@
       </w:r>
       <w:r>
         <w:t xml:space="preserve"> pour couvrir le corps (mannequin, oreillers, ou simple silhouette suggérée).</w:t>
+      </w:r>
+    </w:p>
+    <w:p>
+      <w:pPr>
+        <w:spacing w:before="240" w:after="120"/>
+      </w:pPr>
+      <w:r>
+        <w:rPr>
+          <w:b/>
+          <w:sz w:val="24"/>
+        </w:rPr>
+        <w:t xml:space="preserve">Notes de chantage à préparer (rappels d’échéance distribués par Léa à l’arrivée)</w:t>
+      </w:r>
+    </w:p>
+    <w:p>
+      <w:r>
+        <w:rPr>
+          <w:sz w:val="22"/>
+        </w:rPr>
+        <w:t xml:space="preserve">Léa avait l’intention de quitter le continent après cette soirée. Le matin du 6 juin, elle a remis à chaque chantagé un dernier « rappel d’échéance ». Préparez les sept notes ci-dessous (papier crème, encre noire, écriture cursive) et confiez-les la veille aux comédiens concernés, avec consigne de ne les sortir que sur levier précis.</w:t>
+      </w:r>
+    </w:p>
+    <w:p>
+      <w:r>
+        <w:rPr>
+          <w:sz w:val="22"/>
+        </w:rPr>
+        <w:t xml:space="preserve">• Théodorette (Vienne — 1 500 £) : papier plié, en poche intérieure de son manteau au bar. Trouvable par Chloé.</w:t>
+      </w:r>
+    </w:p>
+    <w:p>
+      <w:r>
+        <w:rPr>
+          <w:sz w:val="22"/>
+        </w:rPr>
+        <w:t xml:space="preserve">• Louis (Gautier — 500 £) : papier carbonisé près du banc, partiellement brûlé. Trouvable par Chloé.</w:t>
+      </w:r>
+    </w:p>
+    <w:p>
+      <w:r>
+        <w:rPr>
+          <w:sz w:val="22"/>
+        </w:rPr>
+        <w:t xml:space="preserve">• Gautier (Louis — 5 000 £) : note dans la mallette du placard. Trouvable par Chloé.</w:t>
+      </w:r>
+    </w:p>
+    <w:p>
+      <w:r>
+        <w:rPr>
+          <w:sz w:val="22"/>
+        </w:rPr>
+        <w:t xml:space="preserve">• Clochette (jeu — 1 000 £) : note froissée dans son réticule (« Ma chère Cloé, mille livres avant ce soir. Dernier délai. — L. »). Elle l’avoue si pressée sur ses dettes.</w:t>
+      </w:r>
+    </w:p>
+    <w:p>
+      <w:r>
+        <w:rPr>
+          <w:sz w:val="22"/>
+        </w:rPr>
+        <w:t xml:space="preserve">• Boulet (Tatoine — 200 £/trim.) : mot caché sous la couverture cuir de son livre de lecture. Elle l’avoue si on évoque Tatoine.</w:t>
+      </w:r>
+    </w:p>
+    <w:p>
+      <w:r>
+        <w:rPr>
+          <w:sz w:val="22"/>
+        </w:rPr>
+        <w:t xml:space="preserve">• Tatoine (Boulet — 200 £/trim.) : mot brûlé dans le cendrier du jardin (Tatoine s’en débarrasse avant la tournée des présentations). Pas de prop physique à laisser.</w:t>
+      </w:r>
+    </w:p>
+    <w:p>
+      <w:r>
+        <w:rPr>
+          <w:sz w:val="22"/>
+        </w:rPr>
+        <w:t xml:space="preserve">• Nicolas (Plumeau — 200 £) : mot déchiré et jeté dans les toilettes. Pas de prop physique. Nicolas l’avoue si on a la preuve Plumeau.</w:t>
       </w:r>
     </w:p>
     <w:p>

--- a/Decoupe/10_Preparation_materielle.docx
+++ b/Decoupe/10_Preparation_materielle.docx
@@ -1057,7 +1057,7 @@
                 <w:sz w:val="22"/>
                 <w:szCs w:val="22"/>
               </w:rPr>
-              <w:t>Reproduction : grille A-Z + entrées de chantages + dernière ligne A.G.L. ★.</w:t>
+              <w:t>Reproduction : page 1 — grille A=1…Z=9 + règle « initiales de ma phrase du jour ». Pages suivantes — journal de bord (5 entrées récentes), entrée du samedi 6 juin : « Au grand large » (encadrée comme "aujourd’hui"). Les comptes de chantage sont sur un cahier séparé dans le tiroir (optionnel).</w:t>
             </w:r>
           </w:p>
         </w:tc>

--- a/Decoupe/10_Preparation_materielle.docx
+++ b/Decoupe/10_Preparation_materielle.docx
@@ -276,7 +276,7 @@
                 <w:sz w:val="22"/>
                 <w:szCs w:val="22"/>
               </w:rPr>
-              <w:t>« Mon cher Louis, je sais pour Gautier. Cinq cents livres pour mon silence. — L. »</w:t>
+              <w:t>« Mon cher Lord Louis-Marc, on porte certains secrets cinq années entières avant qu’une plume étrangère ne les surprenne. Je sais — pour Gautier, et pour vous. Cinq cents livres, samedi soir sans faute, et la rumeur s’éteint dans l’œuf. — L. »</w:t>
             </w:r>
           </w:p>
         </w:tc>
@@ -702,7 +702,7 @@
                 <w:sz w:val="22"/>
                 <w:szCs w:val="22"/>
               </w:rPr>
-              <w:t>Pliée en poche intérieure : « Mon cher Duc, je sais pour Vienne. Mille cinq cents livres pour mon silence. — L. »</w:t>
+              <w:t>Pliée en poche intérieure : « Monsieur le Duc, la diplomatie de Vienne n’épargne jamais les imprudents — et je crains qu’une certaine note confidentielle n’ait laissé plus de traces qu’on ne le souhaiterait. Mille cinq cents livres me feront perdre le fil de cette rumeur. — L. »</w:t>
             </w:r>
           </w:p>
         </w:tc>
@@ -844,7 +844,7 @@
                 <w:sz w:val="22"/>
                 <w:szCs w:val="22"/>
               </w:rPr>
-              <w:t>Cuir, fermée. Contenu : 5000 livres en liquide + plan du Domaine avec dépendance entourée + note « 6 juin, 17h30, dépendance — apporter la totalité. — L. »</w:t>
+              <w:t>Cuir, fermée. Contenu : 5000 livres en liquide + plan du Domaine avec dépendance entourée + note « Mon cher Lord, samedi six juin, dix-sept heures trente, à la dépendance. La totalité, je vous prie — point une livre de moins. — L. »</w:t>
             </w:r>
           </w:p>
         </w:tc>

--- a/Decoupe/10_Preparation_materielle.docx
+++ b/Decoupe/10_Preparation_materielle.docx
@@ -347,7 +347,7 @@
                 <w:sz w:val="22"/>
                 <w:szCs w:val="22"/>
               </w:rPr>
-              <w:t>« ...la Grande Leu... » + signature partielle « ...e Pavy ». Allumer le barbecue brièvement avant la partie.</w:t>
+              <w:t>« ...la Grande Leu... » + signature partielle « ...e Pavy » (fin de « Léa de Pavy » — c’est une lettre signée). Allumer le barbecue brièvement avant la partie.</w:t>
             </w:r>
           </w:p>
         </w:tc>

--- a/Decoupe/10_Preparation_materielle.docx
+++ b/Decoupe/10_Preparation_materielle.docx
@@ -1,6 +1,6 @@
 
 <file path=word/document.xml><?xml version="1.0" encoding="utf-8"?>
-<w:document xmlns:wpc="http://schemas.microsoft.com/office/word/2010/wordprocessingCanvas" xmlns:cx="http://schemas.microsoft.com/office/drawing/2014/chartex" xmlns:mc="http://schemas.openxmlformats.org/markup-compatibility/2006" xmlns:o="urn:schemas-microsoft-com:office:office" xmlns:r="http://schemas.openxmlformats.org/officeDocument/2006/relationships" xmlns:m="http://schemas.openxmlformats.org/officeDocument/2006/math" xmlns:v="urn:schemas-microsoft-com:vml" xmlns:wp14="http://schemas.microsoft.com/office/word/2010/wordprocessingDrawing" xmlns:wp="http://schemas.openxmlformats.org/drawingml/2006/wordprocessingDrawing" xmlns:w10="urn:schemas-microsoft-com:office:word" xmlns:w="http://schemas.openxmlformats.org/wordprocessingml/2006/main" xmlns:w14="http://schemas.microsoft.com/office/word/2010/wordml" xmlns:w15="http://schemas.microsoft.com/office/word/2012/wordml" xmlns:wpg="http://schemas.microsoft.com/office/word/2010/wordprocessingGroup" xmlns:wpi="http://schemas.microsoft.com/office/word/2010/wordprocessingInk" xmlns:wne="http://schemas.microsoft.com/office/word/2006/wordml" xmlns:wps="http://schemas.microsoft.com/office/word/2010/wordprocessingShape" mc:Ignorable="w14 w15 wp14">
+<w:document xmlns:ns1="http://schemas.openxmlformats.org/markup-compatibility/2006" xmlns:w="http://schemas.openxmlformats.org/wordprocessingml/2006/main" ns1:Ignorable="w14 w15 wp14">
   <w:body>
     <w:p>
       <w:pPr>
@@ -418,7 +418,7 @@
                 <w:sz w:val="22"/>
                 <w:szCs w:val="22"/>
               </w:rPr>
-              <w:t>Cadenas 3 chiffres réglé sur 1-7-3. Contenu : vrai acte de naissance Amandinette de la Grande Leuleu + lettre de Léa du 5 juin. Autour : châle, livre annoté, éventail.</w:t>
+              <w:t xml:space="preserve">Cadenas 3 chiffres réglé sur 1-7-3. Contenu : vrai acte de naissance Amandinette de la Grande Leuleu + lettre de Léa du 5 juin + note scellée pour Maëlys (sa naissance Beauchamp). Autour : châle, livre annoté, éventail.</w:t>
             </w:r>
           </w:p>
         </w:tc>
@@ -608,7 +608,7 @@
                 <w:sz w:val="22"/>
                 <w:szCs w:val="22"/>
               </w:rPr>
-              <w:t>Manteau de Nicolas avec fiole vide</w:t>
+              <w:t xml:space="preserve">Manteau de Baptiste avec fiole vide</w:t>
             </w:r>
           </w:p>
         </w:tc>
@@ -869,6 +869,77 @@
                 <w:sz w:val="22"/>
                 <w:szCs w:val="22"/>
               </w:rPr>
+              <w:t xml:space="preserve">Cabinet de lecture — table</w:t>
+            </w:r>
+          </w:p>
+        </w:tc>
+        <w:tc>
+          <w:tcPr>
+            <w:tcW w:w="2800" w:type="dxa"/>
+            <w:tcMar>
+              <w:top w:w="80" w:type="dxa"/>
+              <w:bottom w:w="80" w:type="dxa"/>
+              <w:left w:w="120" w:type="dxa"/>
+              <w:right w:w="120" w:type="dxa"/>
+            </w:tcMar>
+          </w:tcPr>
+          <w:p>
+            <w:pPr>
+              <w:spacing w:before="20" w:after="20" w:line="260" w:lineRule="auto"/>
+            </w:pPr>
+            <w:r>
+              <w:rPr>
+                <w:sz w:val="22"/>
+                <w:szCs w:val="22"/>
+              </w:rPr>
+              <w:t xml:space="preserve">Dossier des terres + rappel de Léa (portefeuille d’Emilien)</w:t>
+            </w:r>
+          </w:p>
+        </w:tc>
+        <w:tc>
+          <w:tcPr>
+            <w:tcW w:w="4360" w:type="dxa"/>
+            <w:tcMar>
+              <w:top w:w="80" w:type="dxa"/>
+              <w:bottom w:w="80" w:type="dxa"/>
+              <w:left w:w="120" w:type="dxa"/>
+              <w:right w:w="120" w:type="dxa"/>
+            </w:tcMar>
+          </w:tcPr>
+          <w:p>
+            <w:pPr>
+              <w:spacing w:before="20" w:after="20" w:line="260" w:lineRule="auto"/>
+            </w:pPr>
+            <w:r>
+              <w:rPr>
+                <w:sz w:val="22"/>
+                <w:szCs w:val="22"/>
+              </w:rPr>
+              <w:t xml:space="preserve">Dossier de la famille des Beuhaies ; dans le portefeuille, rappel « E.C.S. — 5 000 £. Le passé Beauchamp ne s’efface pas. — L. ».</w:t>
+            </w:r>
+          </w:p>
+        </w:tc>
+      </w:tr>
+      <w:tr>
+        <w:tc>
+          <w:tcPr>
+            <w:tcW w:w="2200" w:type="dxa"/>
+            <w:tcMar>
+              <w:top w:w="80" w:type="dxa"/>
+              <w:bottom w:w="80" w:type="dxa"/>
+              <w:left w:w="120" w:type="dxa"/>
+              <w:right w:w="120" w:type="dxa"/>
+            </w:tcMar>
+          </w:tcPr>
+          <w:p>
+            <w:pPr>
+              <w:spacing w:before="20" w:after="20" w:line="260" w:lineRule="auto"/>
+            </w:pPr>
+            <w:r>
+              <w:rPr>
+                <w:sz w:val="22"/>
+                <w:szCs w:val="22"/>
+              </w:rPr>
               <w:t>Dépendance — atelier de Léa</w:t>
             </w:r>
           </w:p>
@@ -892,7 +963,7 @@
                 <w:sz w:val="22"/>
                 <w:szCs w:val="22"/>
               </w:rPr>
-              <w:t>Paquet de lettres « Alicia → N. »</w:t>
+              <w:t xml:space="preserve">Paquet de lettres « Alicia → B. »</w:t>
             </w:r>
           </w:p>
         </w:tc>
@@ -1428,7 +1499,7 @@
         <w:rPr>
           <w:sz w:val="22"/>
         </w:rPr>
-        <w:t xml:space="preserve">Léa avait l’intention de quitter le continent après cette soirée. Le matin du 6 juin, elle a remis à chaque chantagé un dernier « rappel d’échéance ». Préparez les sept notes ci-dessous (papier crème, encre noire, écriture cursive) et confiez-les la veille aux comédiens concernés, avec consigne de ne les sortir que sur levier précis.</w:t>
+        <w:t xml:space="preserve">Léa avait l’intention de quitter le continent après cette soirée. Le matin du 6 juin, elle a remis à chaque chantagé un dernier « rappel d’échéance ». Préparez les neuf notes ci-dessous (papier crème, encre noire, écriture cursive) et confiez-les la veille aux comédiens concernés, avec consigne de ne les sortir que sur levier précis.</w:t>
       </w:r>
     </w:p>
     <w:p>
@@ -1484,7 +1555,23 @@
         <w:rPr>
           <w:sz w:val="22"/>
         </w:rPr>
-        <w:t xml:space="preserve">• Nicolas (Plumeau — 200 £) : mot déchiré et jeté dans les toilettes. Pas de prop physique. Nicolas l’avoue si on a la preuve Plumeau.</w:t>
+        <w:t xml:space="preserve">• Baptiste (Plumeau — 200 £) : mot déchiré et jeté dans les toilettes. Pas de prop physique. Baptiste l’avoue si on a la preuve Plumeau (un pamphlet signé M. Plumeau, ou Lisa qui parle).</w:t>
+      </w:r>
+    </w:p>
+    <w:p>
+      <w:r>
+        <w:rPr>
+          <w:sz w:val="22"/>
+        </w:rPr>
+        <w:t xml:space="preserve">• Lisa (origines — 800 £) : mot brûlé dans un cendrier du salon. Pas de prop physique à laisser. Lisa l’avoue si on évoque ses origines modestes ou le chantage de Léa.</w:t>
+      </w:r>
+    </w:p>
+    <w:p>
+      <w:r>
+        <w:rPr>
+          <w:sz w:val="22"/>
+        </w:rPr>
+        <w:t xml:space="preserve">• Emilien (faux de 1910 — 5 000 £) : rappel glissé dans son portefeuille — « E.C.S. — 5 000 £. Le passé Beauchamp ne s’efface pas. — L. ». Trouvable s’il est pressé ou fouillé au cabinet de lecture.</w:t>
       </w:r>
     </w:p>
     <w:p>
@@ -1569,10 +1656,10 @@
           <w:b/>
           <w:bCs/>
         </w:rPr>
-        <w:t>Distribution des surnoms</w:t>
-      </w:r>
-      <w:r>
-        <w:t xml:space="preserve"> : encouragez les joueurs à s’appeler par leurs prénoms familiers (Amandinette, Théo, Tatoine, Clochette, Boulet de Myrtilles, Romanette) plutôt que par leurs titres complets. C’est plus immersif.</w:t>
+        <w:t xml:space="preserve">Distribution des surnoms : encouragez les joueurs à s’appeler par leurs prénoms familiers (Amandinette, Théo, Tatoine, Clochette, Boulet de Myrtilles, Maëlys, Lisa, Baptiste) plutôt que par leurs titres complets. C’est plus immersif.</w:t>
+      </w:r>
+      <w:r>
+        <w:t xml:space="preserve"/>
       </w:r>
     </w:p>
     <w:sectPr>

--- a/Decoupe/10_Preparation_materielle.docx
+++ b/Decoupe/10_Preparation_materielle.docx
@@ -869,77 +869,6 @@
                 <w:sz w:val="22"/>
                 <w:szCs w:val="22"/>
               </w:rPr>
-              <w:t xml:space="preserve">Cabinet de lecture — table</w:t>
-            </w:r>
-          </w:p>
-        </w:tc>
-        <w:tc>
-          <w:tcPr>
-            <w:tcW w:w="2800" w:type="dxa"/>
-            <w:tcMar>
-              <w:top w:w="80" w:type="dxa"/>
-              <w:bottom w:w="80" w:type="dxa"/>
-              <w:left w:w="120" w:type="dxa"/>
-              <w:right w:w="120" w:type="dxa"/>
-            </w:tcMar>
-          </w:tcPr>
-          <w:p>
-            <w:pPr>
-              <w:spacing w:before="20" w:after="20" w:line="260" w:lineRule="auto"/>
-            </w:pPr>
-            <w:r>
-              <w:rPr>
-                <w:sz w:val="22"/>
-                <w:szCs w:val="22"/>
-              </w:rPr>
-              <w:t xml:space="preserve">Dossier des terres + rappel de Léa (portefeuille d’Emilien)</w:t>
-            </w:r>
-          </w:p>
-        </w:tc>
-        <w:tc>
-          <w:tcPr>
-            <w:tcW w:w="4360" w:type="dxa"/>
-            <w:tcMar>
-              <w:top w:w="80" w:type="dxa"/>
-              <w:bottom w:w="80" w:type="dxa"/>
-              <w:left w:w="120" w:type="dxa"/>
-              <w:right w:w="120" w:type="dxa"/>
-            </w:tcMar>
-          </w:tcPr>
-          <w:p>
-            <w:pPr>
-              <w:spacing w:before="20" w:after="20" w:line="260" w:lineRule="auto"/>
-            </w:pPr>
-            <w:r>
-              <w:rPr>
-                <w:sz w:val="22"/>
-                <w:szCs w:val="22"/>
-              </w:rPr>
-              <w:t xml:space="preserve">Dossier de la famille des Beuhaies ; dans le portefeuille, rappel « E.C.S. — 5 000 £. Le passé Beauchamp ne s’efface pas. — L. ».</w:t>
-            </w:r>
-          </w:p>
-        </w:tc>
-      </w:tr>
-      <w:tr>
-        <w:tc>
-          <w:tcPr>
-            <w:tcW w:w="2200" w:type="dxa"/>
-            <w:tcMar>
-              <w:top w:w="80" w:type="dxa"/>
-              <w:bottom w:w="80" w:type="dxa"/>
-              <w:left w:w="120" w:type="dxa"/>
-              <w:right w:w="120" w:type="dxa"/>
-            </w:tcMar>
-          </w:tcPr>
-          <w:p>
-            <w:pPr>
-              <w:spacing w:before="20" w:after="20" w:line="260" w:lineRule="auto"/>
-            </w:pPr>
-            <w:r>
-              <w:rPr>
-                <w:sz w:val="22"/>
-                <w:szCs w:val="22"/>
-              </w:rPr>
               <w:t>Dépendance — atelier de Léa</w:t>
             </w:r>
           </w:p>
@@ -1499,7 +1428,7 @@
         <w:rPr>
           <w:sz w:val="22"/>
         </w:rPr>
-        <w:t xml:space="preserve">Léa avait l’intention de quitter le continent après cette soirée. Le matin du 6 juin, elle a remis à chaque chantagé un dernier « rappel d’échéance ». Préparez les neuf notes ci-dessous (papier crème, encre noire, écriture cursive) et confiez-les la veille aux comédiens concernés, avec consigne de ne les sortir que sur levier précis.</w:t>
+        <w:t xml:space="preserve">Léa avait l’intention de quitter le continent après cette soirée. Le matin du 6 juin, elle a remis à chaque chantagé un dernier « rappel d’échéance ». Préparez les huit notes ci-dessous (papier crème, encre noire, écriture cursive) et confiez-les la veille aux comédiens concernés, avec consigne de ne les sortir que sur levier précis.</w:t>
       </w:r>
     </w:p>
     <w:p>
@@ -1564,14 +1493,6 @@
           <w:sz w:val="22"/>
         </w:rPr>
         <w:t xml:space="preserve">• Lisa (origines — 800 £) : mot brûlé dans un cendrier du salon. Pas de prop physique à laisser. Lisa l’avoue si on évoque ses origines modestes ou le chantage de Léa.</w:t>
-      </w:r>
-    </w:p>
-    <w:p>
-      <w:r>
-        <w:rPr>
-          <w:sz w:val="22"/>
-        </w:rPr>
-        <w:t xml:space="preserve">• Emilien (faux de 1910 — 5 000 £) : rappel glissé dans son portefeuille — « E.C.S. — 5 000 £. Le passé Beauchamp ne s’efface pas. — L. ». Trouvable s’il est pressé ou fouillé au cabinet de lecture.</w:t>
       </w:r>
     </w:p>
     <w:p>
